--- a/zht/docx/034.content.docx
+++ b/zht/docx/034.content.docx
@@ -444,18 +444,12 @@
           <w:lang w:val="zh_TW" w:bidi="zh_TW"/>
         </w:rPr>
       </w:r>
-      <w:hyperlink r:id="rId13">
-        <w:r>
-          <w:rPr>
-            <w:lang w:val="zh_TW" w:bidi="zh_TW"/>
-          </w:rPr>
-          <w:rPr>
-            <w:color w:val="0000EE"/>
-            <w:u w:val="single"/>
-          </w:rPr>
-          <w:t>彼得前書2:8</w:t>
-        </w:r>
-      </w:hyperlink>
+      <w:r>
+        <w:rPr>
+          <w:lang w:val="zh_TW" w:bidi="zh_TW"/>
+        </w:rPr>
+        <w:t>彼得前書2:8</w:t>
+      </w:r>
     </w:p>
     <w:p>
       <w:pPr>
@@ -468,18 +462,12 @@
           <w:lang w:val="zh_TW" w:bidi="zh_TW"/>
         </w:rPr>
       </w:r>
-      <w:hyperlink r:id="rId14">
-        <w:r>
-          <w:rPr>
-            <w:lang w:val="zh_TW" w:bidi="zh_TW"/>
-          </w:rPr>
-          <w:rPr>
-            <w:color w:val="0000EE"/>
-            <w:u w:val="single"/>
-          </w:rPr>
-          <w:t>何西阿書4:5</w:t>
-        </w:r>
-      </w:hyperlink>
+      <w:r>
+        <w:rPr>
+          <w:lang w:val="zh_TW" w:bidi="zh_TW"/>
+        </w:rPr>
+        <w:t>何西阿書4:5</w:t>
+      </w:r>
     </w:p>
     <w:p>
       <w:pPr>
@@ -492,18 +480,12 @@
           <w:lang w:val="zh_TW" w:bidi="zh_TW"/>
         </w:rPr>
       </w:r>
-      <w:hyperlink r:id="rId15">
-        <w:r>
-          <w:rPr>
-            <w:lang w:val="zh_TW" w:bidi="zh_TW"/>
-          </w:rPr>
-          <w:rPr>
-            <w:color w:val="0000EE"/>
-            <w:u w:val="single"/>
-          </w:rPr>
-          <w:t>以賽亞書31:3</w:t>
-        </w:r>
-      </w:hyperlink>
+      <w:r>
+        <w:rPr>
+          <w:lang w:val="zh_TW" w:bidi="zh_TW"/>
+        </w:rPr>
+        <w:t>以賽亞書31:3</w:t>
+      </w:r>
     </w:p>
     <w:p>
       <w:pPr>
@@ -516,18 +498,12 @@
           <w:lang w:val="zh_TW" w:bidi="zh_TW"/>
         </w:rPr>
       </w:r>
-      <w:hyperlink r:id="rId16">
-        <w:r>
-          <w:rPr>
-            <w:lang w:val="zh_TW" w:bidi="zh_TW"/>
-          </w:rPr>
-          <w:rPr>
-            <w:color w:val="0000EE"/>
-            <w:u w:val="single"/>
-          </w:rPr>
-          <w:t>馬太福音11:4–6</w:t>
-        </w:r>
-      </w:hyperlink>
+      <w:r>
+        <w:rPr>
+          <w:lang w:val="zh_TW" w:bidi="zh_TW"/>
+        </w:rPr>
+        <w:t>馬太福音11:4–6</w:t>
+      </w:r>
     </w:p>
     <w:p>
       <w:pPr>
@@ -540,18 +516,12 @@
           <w:lang w:val="zh_TW" w:bidi="zh_TW"/>
         </w:rPr>
       </w:r>
-      <w:hyperlink r:id="rId17">
-        <w:r>
-          <w:rPr>
-            <w:lang w:val="zh_TW" w:bidi="zh_TW"/>
-          </w:rPr>
-          <w:rPr>
-            <w:color w:val="0000EE"/>
-            <w:u w:val="single"/>
-          </w:rPr>
-          <w:t>馬太福音18:8</w:t>
-        </w:r>
-      </w:hyperlink>
+      <w:r>
+        <w:rPr>
+          <w:lang w:val="zh_TW" w:bidi="zh_TW"/>
+        </w:rPr>
+        <w:t>馬太福音18:8</w:t>
+      </w:r>
     </w:p>
     <w:p>
       <w:pPr>

--- a/zht/docx/034.content.docx
+++ b/zht/docx/034.content.docx
@@ -407,19 +407,7 @@
         <w:rPr>
           <w:lang w:val="zh_TW" w:bidi="zh_TW"/>
         </w:rPr>
-        <w:t>、</w:t>
-      </w:r>
-      <w:r>
-        <w:rPr>
-          <w:lang w:val="zh_TW" w:bidi="zh_TW"/>
-        </w:rPr>
-        <w:t>絆腳石</w:t>
-      </w:r>
-      <w:r>
-        <w:rPr>
-          <w:lang w:val="zh_TW" w:bidi="zh_TW"/>
-        </w:rPr>
-        <w:t>）</w:t>
+        <w:t>、絆腳石）</w:t>
       </w:r>
     </w:p>
     <w:p>
